--- a/packages/api/src/applications/documents/templates/Blox_Diminishing_Musharakah_Agreement_V2.docx
+++ b/packages/api/src/applications/documents/templates/Blox_Diminishing_Musharakah_Agreement_V2.docx
@@ -1,106 +1,5 @@
 
-<file path=docProps\app.xml><?xml version="1.0" encoding="utf-8"?>
-<Properties xmlns="http://schemas.openxmlformats.org/officeDocument/2006/extended-properties" xmlns:vt="http://schemas.openxmlformats.org/officeDocument/2006/docPropsVTypes">
-  <Template>Normal.dotm</Template>
-  <TotalTime>7</TotalTime>
-  <Pages>17</Pages>
-  <Words>5624</Words>
-  <Characters>32057</Characters>
-  <Application>Microsoft Office Word</Application>
-  <DocSecurity>0</DocSecurity>
-  <Lines>267</Lines>
-  <Paragraphs>75</Paragraphs>
-  <ScaleCrop>false</ScaleCrop>
-  <Company/>
-  <LinksUpToDate>false</LinksUpToDate>
-  <CharactersWithSpaces>37606</CharactersWithSpaces>
-  <SharedDoc>false</SharedDoc>
-  <HyperlinksChanged>false</HyperlinksChanged>
-  <AppVersion>16.0000</AppVersion>
-</Properties>
-</file>
-
-<file path=docProps\core.xml><?xml version="1.0" encoding="utf-8"?>
-<cp:coreProperties xmlns:cp="http://schemas.openxmlformats.org/package/2006/metadata/core-properties" xmlns:dc="http://purl.org/dc/elements/1.1/" xmlns:dcterms="http://purl.org/dc/terms/" xmlns:dcmitype="http://purl.org/dc/dcmitype/" xmlns:xsi="http://www.w3.org/2001/XMLSchema-instance">
-  <dc:creator>Un-named</dc:creator>
-  <cp:lastModifiedBy>Ahmed Shariefi</cp:lastModifiedBy>
-  <cp:revision>4</cp:revision>
-  <dcterms:created xsi:type="dcterms:W3CDTF">2026-08-05T11:22:00Z</dcterms:created>
-  <dcterms:modified xsi:type="dcterms:W3CDTF">2026-09-09T08:15:00Z</dcterms:modified>
-</cp:coreProperties>
-</file>
-
-<file path=word\comments.xml><?xml version="1.0" encoding="utf-8"?>
-<w:comments xmlns:wpc="http://schemas.microsoft.com/office/word/2010/wordprocessingCanvas" xmlns:cx="http://schemas.microsoft.com/office/drawing/2014/chartex" xmlns:cx1="http://schemas.microsoft.com/office/drawing/2015/9/8/chartex" xmlns:cx2="http://schemas.microsoft.com/office/drawing/2015/10/21/chartex" xmlns:cx3="http://schemas.microsoft.com/office/drawing/2016/5/9/chartex" xmlns:cx4="http://schemas.microsoft.com/office/drawing/2016/5/10/chartex" xmlns:cx5="http://schemas.microsoft.com/office/drawing/2016/5/11/chartex" xmlns:cx6="http://schemas.microsoft.com/office/drawing/2016/5/12/chartex" xmlns:cx7="http://schemas.microsoft.com/office/drawing/2016/5/13/chartex" xmlns:cx8="http://schemas.microsoft.com/office/drawing/2016/5/14/chartex" xmlns:mc="http://schemas.openxmlformats.org/markup-compatibility/2006" xmlns:aink="http://schemas.microsoft.com/office/drawing/2016/ink" xmlns:am3d="http://schemas.microsoft.com/office/drawing/2017/model3d" xmlns:o="urn:schemas-microsoft-com:office:office" xmlns:oel="http://schemas.microsoft.com/office/2019/extlst" xmlns:r="http://schemas.openxmlformats.org/officeDocument/2006/relationships" xmlns:m="http://schemas.openxmlformats.org/officeDocument/2006/math" xmlns:v="urn:schemas-microsoft-com:vml" xmlns:wp14="http://schemas.microsoft.com/office/word/2010/wordprocessingDrawing" xmlns:wp="http://schemas.openxmlformats.org/drawingml/2006/wordprocessingDrawing" xmlns:w10="urn:schemas-microsoft-com:office:word" xmlns:w="http://schemas.openxmlformats.org/wordprocessingml/2006/main" xmlns:w14="http://schemas.microsoft.com/office/word/2010/wordml" xmlns:w15="http://schemas.microsoft.com/office/word/2012/wordml" xmlns:w16cex="http://schemas.microsoft.com/office/word/2018/wordml/cex" xmlns:w16cid="http://schemas.microsoft.com/office/word/2016/wordml/cid" xmlns:w16="http://schemas.microsoft.com/office/word/2018/wordml" xmlns:w16du="http://schemas.microsoft.com/office/word/2023/wordml/word16du" xmlns:w16sdtdh="http://schemas.microsoft.com/office/word/2020/wordml/sdtdatahash" xmlns:w16sdtfl="http://schemas.microsoft.com/office/word/2024/wordml/sdtformatlock" xmlns:w16se="http://schemas.microsoft.com/office/word/2015/wordml/symex" xmlns:wpg="http://schemas.microsoft.com/office/word/2010/wordprocessingGroup" xmlns:wpi="http://schemas.microsoft.com/office/word/2010/wordprocessingInk" xmlns:wne="http://schemas.microsoft.com/office/word/2006/wordml" xmlns:wps="http://schemas.microsoft.com/office/word/2010/wordprocessingShape" mc:Ignorable="w14 w15 w16se w16cid w16 w16cex w16sdtdh w16sdtfl w16du wp14">
-  <w:comment w:id="34" w:author="Faraz Adam" w:date="2026-09-03T14:51:00Z" w:initials="FA">
-    <w:p>
-      <w:r>
-        <w:rPr>
-          <w:rStyle w:val="CommentReference"/>
-        </w:rPr>
-        <w:annotationRef/>
-      </w:r>
-      <w:r>
-        <w:rPr>
-          <w:sz w:val="20"/>
-          <w:szCs w:val="20"/>
-        </w:rPr>
-        <w:t>There must be a mention that the any equity owned by the customer will be paid to them from the proceeds of the sale.</w:t>
-      </w:r>
-    </w:p>
-    <w:p/>
-    <w:p>
-      <w:r>
-        <w:rPr>
-          <w:sz w:val="20"/>
-          <w:szCs w:val="20"/>
-        </w:rPr>
-        <w:t>Additionally, the customer should make you an agent to sell the car here.</w:t>
-      </w:r>
-    </w:p>
-    <w:p/>
-    <w:p>
-      <w:r>
-        <w:rPr>
-          <w:sz w:val="20"/>
-          <w:szCs w:val="20"/>
-        </w:rPr>
-        <w:t>You are entitled to proceeds for the amount your equity is worth, not the full balance of financing owed.</w:t>
-      </w:r>
-    </w:p>
-    <w:p/>
-    <w:p>
-      <w:r>
-        <w:rPr>
-          <w:sz w:val="20"/>
-          <w:szCs w:val="20"/>
-        </w:rPr>
-        <w:t>All this must be reflected here.</w:t>
-      </w:r>
-    </w:p>
-  </w:comment>
-</w:comments>
-</file>
-
-<file path=word\commentsExtended.xml><?xml version="1.0" encoding="utf-8"?>
-<w15:commentsEx xmlns:wpc="http://schemas.microsoft.com/office/word/2010/wordprocessingCanvas" xmlns:cx="http://schemas.microsoft.com/office/drawing/2014/chartex" xmlns:cx1="http://schemas.microsoft.com/office/drawing/2015/9/8/chartex" xmlns:cx2="http://schemas.microsoft.com/office/drawing/2015/10/21/chartex" xmlns:cx3="http://schemas.microsoft.com/office/drawing/2016/5/9/chartex" xmlns:cx4="http://schemas.microsoft.com/office/drawing/2016/5/10/chartex" xmlns:cx5="http://schemas.microsoft.com/office/drawing/2016/5/11/chartex" xmlns:cx6="http://schemas.microsoft.com/office/drawing/2016/5/12/chartex" xmlns:cx7="http://schemas.microsoft.com/office/drawing/2016/5/13/chartex" xmlns:cx8="http://schemas.microsoft.com/office/drawing/2016/5/14/chartex" xmlns:mc="http://schemas.openxmlformats.org/markup-compatibility/2006" xmlns:aink="http://schemas.microsoft.com/office/drawing/2016/ink" xmlns:am3d="http://schemas.microsoft.com/office/drawing/2017/model3d" xmlns:o="urn:schemas-microsoft-com:office:office" xmlns:oel="http://schemas.microsoft.com/office/2019/extlst" xmlns:r="http://schemas.openxmlformats.org/officeDocument/2006/relationships" xmlns:m="http://schemas.openxmlformats.org/officeDocument/2006/math" xmlns:v="urn:schemas-microsoft-com:vml" xmlns:wp14="http://schemas.microsoft.com/office/word/2010/wordprocessingDrawing" xmlns:wp="http://schemas.openxmlformats.org/drawingml/2006/wordprocessingDrawing" xmlns:w10="urn:schemas-microsoft-com:office:word" xmlns:w="http://schemas.openxmlformats.org/wordprocessingml/2006/main" xmlns:w14="http://schemas.microsoft.com/office/word/2010/wordml" xmlns:w15="http://schemas.microsoft.com/office/word/2012/wordml" xmlns:w16cex="http://schemas.microsoft.com/office/word/2018/wordml/cex" xmlns:w16cid="http://schemas.microsoft.com/office/word/2016/wordml/cid" xmlns:w16="http://schemas.microsoft.com/office/word/2018/wordml" xmlns:w16du="http://schemas.microsoft.com/office/word/2023/wordml/word16du" xmlns:w16sdtdh="http://schemas.microsoft.com/office/word/2020/wordml/sdtdatahash" xmlns:w16sdtfl="http://schemas.microsoft.com/office/word/2024/wordml/sdtformatlock" xmlns:w16se="http://schemas.microsoft.com/office/word/2015/wordml/symex" xmlns:wpg="http://schemas.microsoft.com/office/word/2010/wordprocessingGroup" xmlns:wpi="http://schemas.microsoft.com/office/word/2010/wordprocessingInk" xmlns:wne="http://schemas.microsoft.com/office/word/2006/wordml" xmlns:wps="http://schemas.microsoft.com/office/word/2010/wordprocessingShape" mc:Ignorable="w14 w15 w16se w16cid w16 w16cex w16sdtdh w16sdtfl w16du wp14">
-  <w15:commentEx w15:paraId="19634E1C" w15:done="0"/>
-</w15:commentsEx>
-</file>
-
-<file path=word\commentsExtensible.xml><?xml version="1.0" encoding="utf-8"?>
-<w16cex:commentsExtensible xmlns:wpc="http://schemas.microsoft.com/office/word/2010/wordprocessingCanvas" xmlns:cx="http://schemas.microsoft.com/office/drawing/2014/chartex" xmlns:cx1="http://schemas.microsoft.com/office/drawing/2015/9/8/chartex" xmlns:cx2="http://schemas.microsoft.com/office/drawing/2015/10/21/chartex" xmlns:cx3="http://schemas.microsoft.com/office/drawing/2016/5/9/chartex" xmlns:cx4="http://schemas.microsoft.com/office/drawing/2016/5/10/chartex" xmlns:cx5="http://schemas.microsoft.com/office/drawing/2016/5/11/chartex" xmlns:cx6="http://schemas.microsoft.com/office/drawing/2016/5/12/chartex" xmlns:cx7="http://schemas.microsoft.com/office/drawing/2016/5/13/chartex" xmlns:cx8="http://schemas.microsoft.com/office/drawing/2016/5/14/chartex" xmlns:cr="http://schemas.microsoft.com/office/comments/2020/reactions" xmlns:mc="http://schemas.openxmlformats.org/markup-compatibility/2006" xmlns:aink="http://schemas.microsoft.com/office/drawing/2016/ink" xmlns:am3d="http://schemas.microsoft.com/office/drawing/2017/model3d" xmlns:o="urn:schemas-microsoft-com:office:office" xmlns:oel="http://schemas.microsoft.com/office/2019/extlst" xmlns:r="http://schemas.openxmlformats.org/officeDocument/2006/relationships" xmlns:m="http://schemas.openxmlformats.org/officeDocument/2006/math" xmlns:v="urn:schemas-microsoft-com:vml" xmlns:wp14="http://schemas.microsoft.com/office/word/2010/wordprocessingDrawing" xmlns:wp="http://schemas.openxmlformats.org/drawingml/2006/wordprocessingDrawing" xmlns:w10="urn:schemas-microsoft-com:office:word" xmlns:w="http://schemas.openxmlformats.org/wordprocessingml/2006/main" xmlns:w14="http://schemas.microsoft.com/office/word/2010/wordml" xmlns:w15="http://schemas.microsoft.com/office/word/2012/wordml" xmlns:w16cex="http://schemas.microsoft.com/office/word/2018/wordml/cex" xmlns:w16cid="http://schemas.microsoft.com/office/word/2016/wordml/cid" xmlns:w16="http://schemas.microsoft.com/office/word/2018/wordml" xmlns:w16du="http://schemas.microsoft.com/office/word/2023/wordml/word16du" xmlns:w16sdtdh="http://schemas.microsoft.com/office/word/2020/wordml/sdtdatahash" xmlns:w16sdtfl="http://schemas.microsoft.com/office/word/2024/wordml/sdtformatlock" xmlns:w16se="http://schemas.microsoft.com/office/word/2015/wordml/symex" xmlns:wpg="http://schemas.microsoft.com/office/word/2010/wordprocessingGroup" xmlns:wpi="http://schemas.microsoft.com/office/word/2010/wordprocessingInk" xmlns:wne="http://schemas.microsoft.com/office/word/2006/wordml" xmlns:wps="http://schemas.microsoft.com/office/word/2010/wordprocessingShape" mc:Ignorable="w14 w15 w16se w16cid w16 w16cex w16sdtdh w16sdtfl cr w16du wp14">
-  <w16cex:commentExtensible w16cex:durableId="5108C09A" w16cex:dateUtc="2026-09-03T13:51:00Z"/>
-</w16cex:commentsExtensible>
-</file>
-
-<file path=word\commentsIds.xml><?xml version="1.0" encoding="utf-8"?>
-<w16cid:commentsIds xmlns:wpc="http://schemas.microsoft.com/office/word/2010/wordprocessingCanvas" xmlns:cx="http://schemas.microsoft.com/office/drawing/2014/chartex" xmlns:cx1="http://schemas.microsoft.com/office/drawing/2015/9/8/chartex" xmlns:cx2="http://schemas.microsoft.com/office/drawing/2015/10/21/chartex" xmlns:cx3="http://schemas.microsoft.com/office/drawing/2016/5/9/chartex" xmlns:cx4="http://schemas.microsoft.com/office/drawing/2016/5/10/chartex" xmlns:cx5="http://schemas.microsoft.com/office/drawing/2016/5/11/chartex" xmlns:cx6="http://schemas.microsoft.com/office/drawing/2016/5/12/chartex" xmlns:cx7="http://schemas.microsoft.com/office/drawing/2016/5/13/chartex" xmlns:cx8="http://schemas.microsoft.com/office/drawing/2016/5/14/chartex" xmlns:mc="http://schemas.openxmlformats.org/markup-compatibility/2006" xmlns:aink="http://schemas.microsoft.com/office/drawing/2016/ink" xmlns:am3d="http://schemas.microsoft.com/office/drawing/2017/model3d" xmlns:o="urn:schemas-microsoft-com:office:office" xmlns:oel="http://schemas.microsoft.com/office/2019/extlst" xmlns:r="http://schemas.openxmlformats.org/officeDocument/2006/relationships" xmlns:m="http://schemas.openxmlformats.org/officeDocument/2006/math" xmlns:v="urn:schemas-microsoft-com:vml" xmlns:wp14="http://schemas.microsoft.com/office/word/2010/wordprocessingDrawing" xmlns:wp="http://schemas.openxmlformats.org/drawingml/2006/wordprocessingDrawing" xmlns:w10="urn:schemas-microsoft-com:office:word" xmlns:w="http://schemas.openxmlformats.org/wordprocessingml/2006/main" xmlns:w14="http://schemas.microsoft.com/office/word/2010/wordml" xmlns:w15="http://schemas.microsoft.com/office/word/2012/wordml" xmlns:w16cex="http://schemas.microsoft.com/office/word/2018/wordml/cex" xmlns:w16cid="http://schemas.microsoft.com/office/word/2016/wordml/cid" xmlns:w16="http://schemas.microsoft.com/office/word/2018/wordml" xmlns:w16du="http://schemas.microsoft.com/office/word/2023/wordml/word16du" xmlns:w16sdtdh="http://schemas.microsoft.com/office/word/2020/wordml/sdtdatahash" xmlns:w16sdtfl="http://schemas.microsoft.com/office/word/2024/wordml/sdtformatlock" xmlns:w16se="http://schemas.microsoft.com/office/word/2015/wordml/symex" xmlns:wpg="http://schemas.microsoft.com/office/word/2010/wordprocessingGroup" xmlns:wpi="http://schemas.microsoft.com/office/word/2010/wordprocessingInk" xmlns:wne="http://schemas.microsoft.com/office/word/2006/wordml" xmlns:wps="http://schemas.microsoft.com/office/word/2010/wordprocessingShape" mc:Ignorable="w14 w15 w16se w16cid w16 w16cex w16sdtdh w16sdtfl w16du wp14">
-  <w16cid:commentId w16cid:paraId="19634E1C" w16cid:durableId="5108C09A"/>
-</w16cid:commentsIds>
-</file>
-
-<file path=word\document.xml><?xml version="1.0" encoding="utf-8"?>
+<file path=word/document.xml><?xml version="1.0" encoding="utf-8"?>
 <w:document xmlns:wpc="http://schemas.microsoft.com/office/word/2010/wordprocessingCanvas" xmlns:cx="http://schemas.microsoft.com/office/drawing/2014/chartex" xmlns:cx1="http://schemas.microsoft.com/office/drawing/2015/9/8/chartex" xmlns:cx2="http://schemas.microsoft.com/office/drawing/2015/10/21/chartex" xmlns:cx3="http://schemas.microsoft.com/office/drawing/2016/5/9/chartex" xmlns:cx4="http://schemas.microsoft.com/office/drawing/2016/5/10/chartex" xmlns:cx5="http://schemas.microsoft.com/office/drawing/2016/5/11/chartex" xmlns:cx6="http://schemas.microsoft.com/office/drawing/2016/5/12/chartex" xmlns:cx7="http://schemas.microsoft.com/office/drawing/2016/5/13/chartex" xmlns:cx8="http://schemas.microsoft.com/office/drawing/2016/5/14/chartex" xmlns:mc="http://schemas.openxmlformats.org/markup-compatibility/2006" xmlns:aink="http://schemas.microsoft.com/office/drawing/2016/ink" xmlns:am3d="http://schemas.microsoft.com/office/drawing/2017/model3d" xmlns:o="urn:schemas-microsoft-com:office:office" xmlns:oel="http://schemas.microsoft.com/office/2019/extlst" xmlns:r="http://schemas.openxmlformats.org/officeDocument/2006/relationships" xmlns:m="http://schemas.openxmlformats.org/officeDocument/2006/math" xmlns:v="urn:schemas-microsoft-com:vml" xmlns:wp14="http://schemas.microsoft.com/office/word/2010/wordprocessingDrawing" xmlns:wp="http://schemas.openxmlformats.org/drawingml/2006/wordprocessingDrawing" xmlns:w10="urn:schemas-microsoft-com:office:word" xmlns:w="http://schemas.openxmlformats.org/wordprocessingml/2006/main" xmlns:w14="http://schemas.microsoft.com/office/word/2010/wordml" xmlns:w15="http://schemas.microsoft.com/office/word/2012/wordml" xmlns:w16cex="http://schemas.microsoft.com/office/word/2018/wordml/cex" xmlns:w16cid="http://schemas.microsoft.com/office/word/2016/wordml/cid" xmlns:w16="http://schemas.microsoft.com/office/word/2018/wordml" xmlns:w16du="http://schemas.microsoft.com/office/word/2023/wordml/word16du" xmlns:w16sdtdh="http://schemas.microsoft.com/office/word/2020/wordml/sdtdatahash" xmlns:w16sdtfl="http://schemas.microsoft.com/office/word/2024/wordml/sdtformatlock" xmlns:w16se="http://schemas.microsoft.com/office/word/2015/wordml/symex" xmlns:wpg="http://schemas.microsoft.com/office/word/2010/wordprocessingGroup" xmlns:wpi="http://schemas.microsoft.com/office/word/2010/wordprocessingInk" xmlns:wne="http://schemas.microsoft.com/office/word/2006/wordml" xmlns:wps="http://schemas.microsoft.com/office/word/2010/wordprocessingShape" mc:Ignorable="w14 w15 w16se w16cid w16 w16cex w16sdtdh w16sdtfl w16du wp14">
   <w:body>
     <w:p>
@@ -9384,7 +9283,77 @@
 </w:document>
 </file>
 
-<file path=word\endnotes.xml><?xml version="1.0" encoding="utf-8"?>
+<file path=word/comments.xml><?xml version="1.0" encoding="utf-8"?>
+<w:comments xmlns:wpc="http://schemas.microsoft.com/office/word/2010/wordprocessingCanvas" xmlns:cx="http://schemas.microsoft.com/office/drawing/2014/chartex" xmlns:cx1="http://schemas.microsoft.com/office/drawing/2015/9/8/chartex" xmlns:cx2="http://schemas.microsoft.com/office/drawing/2015/10/21/chartex" xmlns:cx3="http://schemas.microsoft.com/office/drawing/2016/5/9/chartex" xmlns:cx4="http://schemas.microsoft.com/office/drawing/2016/5/10/chartex" xmlns:cx5="http://schemas.microsoft.com/office/drawing/2016/5/11/chartex" xmlns:cx6="http://schemas.microsoft.com/office/drawing/2016/5/12/chartex" xmlns:cx7="http://schemas.microsoft.com/office/drawing/2016/5/13/chartex" xmlns:cx8="http://schemas.microsoft.com/office/drawing/2016/5/14/chartex" xmlns:mc="http://schemas.openxmlformats.org/markup-compatibility/2006" xmlns:aink="http://schemas.microsoft.com/office/drawing/2016/ink" xmlns:am3d="http://schemas.microsoft.com/office/drawing/2017/model3d" xmlns:o="urn:schemas-microsoft-com:office:office" xmlns:oel="http://schemas.microsoft.com/office/2019/extlst" xmlns:r="http://schemas.openxmlformats.org/officeDocument/2006/relationships" xmlns:m="http://schemas.openxmlformats.org/officeDocument/2006/math" xmlns:v="urn:schemas-microsoft-com:vml" xmlns:wp14="http://schemas.microsoft.com/office/word/2010/wordprocessingDrawing" xmlns:wp="http://schemas.openxmlformats.org/drawingml/2006/wordprocessingDrawing" xmlns:w10="urn:schemas-microsoft-com:office:word" xmlns:w="http://schemas.openxmlformats.org/wordprocessingml/2006/main" xmlns:w14="http://schemas.microsoft.com/office/word/2010/wordml" xmlns:w15="http://schemas.microsoft.com/office/word/2012/wordml" xmlns:w16cex="http://schemas.microsoft.com/office/word/2018/wordml/cex" xmlns:w16cid="http://schemas.microsoft.com/office/word/2016/wordml/cid" xmlns:w16="http://schemas.microsoft.com/office/word/2018/wordml" xmlns:w16du="http://schemas.microsoft.com/office/word/2023/wordml/word16du" xmlns:w16sdtdh="http://schemas.microsoft.com/office/word/2020/wordml/sdtdatahash" xmlns:w16sdtfl="http://schemas.microsoft.com/office/word/2024/wordml/sdtformatlock" xmlns:w16se="http://schemas.microsoft.com/office/word/2015/wordml/symex" xmlns:wpg="http://schemas.microsoft.com/office/word/2010/wordprocessingGroup" xmlns:wpi="http://schemas.microsoft.com/office/word/2010/wordprocessingInk" xmlns:wne="http://schemas.microsoft.com/office/word/2006/wordml" xmlns:wps="http://schemas.microsoft.com/office/word/2010/wordprocessingShape" mc:Ignorable="w14 w15 w16se w16cid w16 w16cex w16sdtdh w16sdtfl w16du wp14">
+  <w:comment w:id="34" w:author="Faraz Adam" w:date="2026-09-03T14:51:00Z" w:initials="FA">
+    <w:p>
+      <w:r>
+        <w:rPr>
+          <w:rStyle w:val="CommentReference"/>
+        </w:rPr>
+        <w:annotationRef/>
+      </w:r>
+      <w:r>
+        <w:rPr>
+          <w:sz w:val="20"/>
+          <w:szCs w:val="20"/>
+        </w:rPr>
+        <w:t>There must be a mention that the any equity owned by the customer will be paid to them from the proceeds of the sale.</w:t>
+      </w:r>
+    </w:p>
+    <w:p/>
+    <w:p>
+      <w:r>
+        <w:rPr>
+          <w:sz w:val="20"/>
+          <w:szCs w:val="20"/>
+        </w:rPr>
+        <w:t>Additionally, the customer should make you an agent to sell the car here.</w:t>
+      </w:r>
+    </w:p>
+    <w:p/>
+    <w:p>
+      <w:r>
+        <w:rPr>
+          <w:sz w:val="20"/>
+          <w:szCs w:val="20"/>
+        </w:rPr>
+        <w:t>You are entitled to proceeds for the amount your equity is worth, not the full balance of financing owed.</w:t>
+      </w:r>
+    </w:p>
+    <w:p/>
+    <w:p>
+      <w:r>
+        <w:rPr>
+          <w:sz w:val="20"/>
+          <w:szCs w:val="20"/>
+        </w:rPr>
+        <w:t>All this must be reflected here.</w:t>
+      </w:r>
+    </w:p>
+  </w:comment>
+</w:comments>
+</file>
+
+<file path=word/commentsExtended.xml><?xml version="1.0" encoding="utf-8"?>
+<w15:commentsEx xmlns:wpc="http://schemas.microsoft.com/office/word/2010/wordprocessingCanvas" xmlns:cx="http://schemas.microsoft.com/office/drawing/2014/chartex" xmlns:cx1="http://schemas.microsoft.com/office/drawing/2015/9/8/chartex" xmlns:cx2="http://schemas.microsoft.com/office/drawing/2015/10/21/chartex" xmlns:cx3="http://schemas.microsoft.com/office/drawing/2016/5/9/chartex" xmlns:cx4="http://schemas.microsoft.com/office/drawing/2016/5/10/chartex" xmlns:cx5="http://schemas.microsoft.com/office/drawing/2016/5/11/chartex" xmlns:cx6="http://schemas.microsoft.com/office/drawing/2016/5/12/chartex" xmlns:cx7="http://schemas.microsoft.com/office/drawing/2016/5/13/chartex" xmlns:cx8="http://schemas.microsoft.com/office/drawing/2016/5/14/chartex" xmlns:mc="http://schemas.openxmlformats.org/markup-compatibility/2006" xmlns:aink="http://schemas.microsoft.com/office/drawing/2016/ink" xmlns:am3d="http://schemas.microsoft.com/office/drawing/2017/model3d" xmlns:o="urn:schemas-microsoft-com:office:office" xmlns:oel="http://schemas.microsoft.com/office/2019/extlst" xmlns:r="http://schemas.openxmlformats.org/officeDocument/2006/relationships" xmlns:m="http://schemas.openxmlformats.org/officeDocument/2006/math" xmlns:v="urn:schemas-microsoft-com:vml" xmlns:wp14="http://schemas.microsoft.com/office/word/2010/wordprocessingDrawing" xmlns:wp="http://schemas.openxmlformats.org/drawingml/2006/wordprocessingDrawing" xmlns:w10="urn:schemas-microsoft-com:office:word" xmlns:w="http://schemas.openxmlformats.org/wordprocessingml/2006/main" xmlns:w14="http://schemas.microsoft.com/office/word/2010/wordml" xmlns:w15="http://schemas.microsoft.com/office/word/2012/wordml" xmlns:w16cex="http://schemas.microsoft.com/office/word/2018/wordml/cex" xmlns:w16cid="http://schemas.microsoft.com/office/word/2016/wordml/cid" xmlns:w16="http://schemas.microsoft.com/office/word/2018/wordml" xmlns:w16du="http://schemas.microsoft.com/office/word/2023/wordml/word16du" xmlns:w16sdtdh="http://schemas.microsoft.com/office/word/2020/wordml/sdtdatahash" xmlns:w16sdtfl="http://schemas.microsoft.com/office/word/2024/wordml/sdtformatlock" xmlns:w16se="http://schemas.microsoft.com/office/word/2015/wordml/symex" xmlns:wpg="http://schemas.microsoft.com/office/word/2010/wordprocessingGroup" xmlns:wpi="http://schemas.microsoft.com/office/word/2010/wordprocessingInk" xmlns:wne="http://schemas.microsoft.com/office/word/2006/wordml" xmlns:wps="http://schemas.microsoft.com/office/word/2010/wordprocessingShape" mc:Ignorable="w14 w15 w16se w16cid w16 w16cex w16sdtdh w16sdtfl w16du wp14">
+  <w15:commentEx w15:paraId="19634E1C" w15:done="0"/>
+</w15:commentsEx>
+</file>
+
+<file path=word/commentsExtensible.xml><?xml version="1.0" encoding="utf-8"?>
+<w16cex:commentsExtensible xmlns:wpc="http://schemas.microsoft.com/office/word/2010/wordprocessingCanvas" xmlns:cx="http://schemas.microsoft.com/office/drawing/2014/chartex" xmlns:cx1="http://schemas.microsoft.com/office/drawing/2015/9/8/chartex" xmlns:cx2="http://schemas.microsoft.com/office/drawing/2015/10/21/chartex" xmlns:cx3="http://schemas.microsoft.com/office/drawing/2016/5/9/chartex" xmlns:cx4="http://schemas.microsoft.com/office/drawing/2016/5/10/chartex" xmlns:cx5="http://schemas.microsoft.com/office/drawing/2016/5/11/chartex" xmlns:cx6="http://schemas.microsoft.com/office/drawing/2016/5/12/chartex" xmlns:cx7="http://schemas.microsoft.com/office/drawing/2016/5/13/chartex" xmlns:cx8="http://schemas.microsoft.com/office/drawing/2016/5/14/chartex" xmlns:cr="http://schemas.microsoft.com/office/comments/2020/reactions" xmlns:mc="http://schemas.openxmlformats.org/markup-compatibility/2006" xmlns:aink="http://schemas.microsoft.com/office/drawing/2016/ink" xmlns:am3d="http://schemas.microsoft.com/office/drawing/2017/model3d" xmlns:o="urn:schemas-microsoft-com:office:office" xmlns:oel="http://schemas.microsoft.com/office/2019/extlst" xmlns:r="http://schemas.openxmlformats.org/officeDocument/2006/relationships" xmlns:m="http://schemas.openxmlformats.org/officeDocument/2006/math" xmlns:v="urn:schemas-microsoft-com:vml" xmlns:wp14="http://schemas.microsoft.com/office/word/2010/wordprocessingDrawing" xmlns:wp="http://schemas.openxmlformats.org/drawingml/2006/wordprocessingDrawing" xmlns:w10="urn:schemas-microsoft-com:office:word" xmlns:w="http://schemas.openxmlformats.org/wordprocessingml/2006/main" xmlns:w14="http://schemas.microsoft.com/office/word/2010/wordml" xmlns:w15="http://schemas.microsoft.com/office/word/2012/wordml" xmlns:w16cex="http://schemas.microsoft.com/office/word/2018/wordml/cex" xmlns:w16cid="http://schemas.microsoft.com/office/word/2016/wordml/cid" xmlns:w16="http://schemas.microsoft.com/office/word/2018/wordml" xmlns:w16du="http://schemas.microsoft.com/office/word/2023/wordml/word16du" xmlns:w16sdtdh="http://schemas.microsoft.com/office/word/2020/wordml/sdtdatahash" xmlns:w16sdtfl="http://schemas.microsoft.com/office/word/2024/wordml/sdtformatlock" xmlns:w16se="http://schemas.microsoft.com/office/word/2015/wordml/symex" xmlns:wpg="http://schemas.microsoft.com/office/word/2010/wordprocessingGroup" xmlns:wpi="http://schemas.microsoft.com/office/word/2010/wordprocessingInk" xmlns:wne="http://schemas.microsoft.com/office/word/2006/wordml" xmlns:wps="http://schemas.microsoft.com/office/word/2010/wordprocessingShape" mc:Ignorable="w14 w15 w16se w16cid w16 w16cex w16sdtdh w16sdtfl cr w16du wp14">
+  <w16cex:commentExtensible w16cex:durableId="5108C09A" w16cex:dateUtc="2026-09-03T13:51:00Z"/>
+</w16cex:commentsExtensible>
+</file>
+
+<file path=word/commentsIds.xml><?xml version="1.0" encoding="utf-8"?>
+<w16cid:commentsIds xmlns:wpc="http://schemas.microsoft.com/office/word/2010/wordprocessingCanvas" xmlns:cx="http://schemas.microsoft.com/office/drawing/2014/chartex" xmlns:cx1="http://schemas.microsoft.com/office/drawing/2015/9/8/chartex" xmlns:cx2="http://schemas.microsoft.com/office/drawing/2015/10/21/chartex" xmlns:cx3="http://schemas.microsoft.com/office/drawing/2016/5/9/chartex" xmlns:cx4="http://schemas.microsoft.com/office/drawing/2016/5/10/chartex" xmlns:cx5="http://schemas.microsoft.com/office/drawing/2016/5/11/chartex" xmlns:cx6="http://schemas.microsoft.com/office/drawing/2016/5/12/chartex" xmlns:cx7="http://schemas.microsoft.com/office/drawing/2016/5/13/chartex" xmlns:cx8="http://schemas.microsoft.com/office/drawing/2016/5/14/chartex" xmlns:mc="http://schemas.openxmlformats.org/markup-compatibility/2006" xmlns:aink="http://schemas.microsoft.com/office/drawing/2016/ink" xmlns:am3d="http://schemas.microsoft.com/office/drawing/2017/model3d" xmlns:o="urn:schemas-microsoft-com:office:office" xmlns:oel="http://schemas.microsoft.com/office/2019/extlst" xmlns:r="http://schemas.openxmlformats.org/officeDocument/2006/relationships" xmlns:m="http://schemas.openxmlformats.org/officeDocument/2006/math" xmlns:v="urn:schemas-microsoft-com:vml" xmlns:wp14="http://schemas.microsoft.com/office/word/2010/wordprocessingDrawing" xmlns:wp="http://schemas.openxmlformats.org/drawingml/2006/wordprocessingDrawing" xmlns:w10="urn:schemas-microsoft-com:office:word" xmlns:w="http://schemas.openxmlformats.org/wordprocessingml/2006/main" xmlns:w14="http://schemas.microsoft.com/office/word/2010/wordml" xmlns:w15="http://schemas.microsoft.com/office/word/2012/wordml" xmlns:w16cex="http://schemas.microsoft.com/office/word/2018/wordml/cex" xmlns:w16cid="http://schemas.microsoft.com/office/word/2016/wordml/cid" xmlns:w16="http://schemas.microsoft.com/office/word/2018/wordml" xmlns:w16du="http://schemas.microsoft.com/office/word/2023/wordml/word16du" xmlns:w16sdtdh="http://schemas.microsoft.com/office/word/2020/wordml/sdtdatahash" xmlns:w16sdtfl="http://schemas.microsoft.com/office/word/2024/wordml/sdtformatlock" xmlns:w16se="http://schemas.microsoft.com/office/word/2015/wordml/symex" xmlns:wpg="http://schemas.microsoft.com/office/word/2010/wordprocessingGroup" xmlns:wpi="http://schemas.microsoft.com/office/word/2010/wordprocessingInk" xmlns:wne="http://schemas.microsoft.com/office/word/2006/wordml" xmlns:wps="http://schemas.microsoft.com/office/word/2010/wordprocessingShape" mc:Ignorable="w14 w15 w16se w16cid w16 w16cex w16sdtdh w16sdtfl w16du wp14">
+  <w16cid:commentId w16cid:paraId="19634E1C" w16cid:durableId="5108C09A"/>
+</w16cid:commentsIds>
+</file>
+
+<file path=word/endnotes.xml><?xml version="1.0" encoding="utf-8"?>
 <w:endnotes xmlns:wpc="http://schemas.microsoft.com/office/word/2010/wordprocessingCanvas" xmlns:cx="http://schemas.microsoft.com/office/drawing/2014/chartex" xmlns:cx1="http://schemas.microsoft.com/office/drawing/2015/9/8/chartex" xmlns:cx2="http://schemas.microsoft.com/office/drawing/2015/10/21/chartex" xmlns:cx3="http://schemas.microsoft.com/office/drawing/2016/5/9/chartex" xmlns:cx4="http://schemas.microsoft.com/office/drawing/2016/5/10/chartex" xmlns:cx5="http://schemas.microsoft.com/office/drawing/2016/5/11/chartex" xmlns:cx6="http://schemas.microsoft.com/office/drawing/2016/5/12/chartex" xmlns:cx7="http://schemas.microsoft.com/office/drawing/2016/5/13/chartex" xmlns:cx8="http://schemas.microsoft.com/office/drawing/2016/5/14/chartex" xmlns:mc="http://schemas.openxmlformats.org/markup-compatibility/2006" xmlns:aink="http://schemas.microsoft.com/office/drawing/2016/ink" xmlns:am3d="http://schemas.microsoft.com/office/drawing/2017/model3d" xmlns:o="urn:schemas-microsoft-com:office:office" xmlns:oel="http://schemas.microsoft.com/office/2019/extlst" xmlns:r="http://schemas.openxmlformats.org/officeDocument/2006/relationships" xmlns:m="http://schemas.openxmlformats.org/officeDocument/2006/math" xmlns:v="urn:schemas-microsoft-com:vml" xmlns:wp14="http://schemas.microsoft.com/office/word/2010/wordprocessingDrawing" xmlns:wp="http://schemas.openxmlformats.org/drawingml/2006/wordprocessingDrawing" xmlns:w10="urn:schemas-microsoft-com:office:word" xmlns:w="http://schemas.openxmlformats.org/wordprocessingml/2006/main" xmlns:w14="http://schemas.microsoft.com/office/word/2010/wordml" xmlns:w15="http://schemas.microsoft.com/office/word/2012/wordml" xmlns:w16cex="http://schemas.microsoft.com/office/word/2018/wordml/cex" xmlns:w16cid="http://schemas.microsoft.com/office/word/2016/wordml/cid" xmlns:w16="http://schemas.microsoft.com/office/word/2018/wordml" xmlns:w16du="http://schemas.microsoft.com/office/word/2023/wordml/word16du" xmlns:w16sdtdh="http://schemas.microsoft.com/office/word/2020/wordml/sdtdatahash" xmlns:w16sdtfl="http://schemas.microsoft.com/office/word/2024/wordml/sdtformatlock" xmlns:w16se="http://schemas.microsoft.com/office/word/2015/wordml/symex" xmlns:wpg="http://schemas.microsoft.com/office/word/2010/wordprocessingGroup" xmlns:wpi="http://schemas.microsoft.com/office/word/2010/wordprocessingInk" xmlns:wne="http://schemas.microsoft.com/office/word/2006/wordml" xmlns:wps="http://schemas.microsoft.com/office/word/2010/wordprocessingShape" mc:Ignorable="w14 w15 w16se w16cid w16 w16cex w16sdtdh w16sdtfl w16du wp14">
   <w:endnote w:type="separator" w:id="-1">
     <w:p>
@@ -9403,80 +9372,15 @@
 </w:endnotes>
 </file>
 
-<file path=word\fontTable.xml><?xml version="1.0" encoding="utf-8"?>
-<w:fonts xmlns:mc="http://schemas.openxmlformats.org/markup-compatibility/2006" xmlns:r="http://schemas.openxmlformats.org/officeDocument/2006/relationships" xmlns:w="http://schemas.openxmlformats.org/wordprocessingml/2006/main" xmlns:w14="http://schemas.microsoft.com/office/word/2010/wordml" xmlns:w15="http://schemas.microsoft.com/office/word/2012/wordml" xmlns:w16cex="http://schemas.microsoft.com/office/word/2018/wordml/cex" xmlns:w16cid="http://schemas.microsoft.com/office/word/2016/wordml/cid" xmlns:w16="http://schemas.microsoft.com/office/word/2018/wordml" xmlns:w16du="http://schemas.microsoft.com/office/word/2023/wordml/word16du" xmlns:w16sdtdh="http://schemas.microsoft.com/office/word/2020/wordml/sdtdatahash" xmlns:w16sdtfl="http://schemas.microsoft.com/office/word/2024/wordml/sdtformatlock" xmlns:w16se="http://schemas.microsoft.com/office/word/2015/wordml/symex" mc:Ignorable="w14 w15 w16se w16cid w16 w16cex w16sdtdh w16sdtfl w16du">
-  <w:font w:name="IBM Plex Sans">
-    <w:charset w:val="00"/>
-    <w:family w:val="swiss"/>
-    <w:pitch w:val="variable"/>
-    <w:sig w:usb0="A00002EF" w:usb1="5000207B" w:usb2="00000000" w:usb3="00000000" w:csb0="0000019F" w:csb1="00000000"/>
-  </w:font>
-  <w:font w:name="Times New Roman">
-    <w:panose1 w:val="02020603050405020304"/>
-    <w:charset w:val="00"/>
-    <w:family w:val="roman"/>
-    <w:pitch w:val="variable"/>
-    <w:sig w:usb0="E0002EFF" w:usb1="C000785B" w:usb2="00000009" w:usb3="00000000" w:csb0="000001FF" w:csb1="00000000"/>
-  </w:font>
-  <w:font w:name="IBM Plex Sans Arabic">
-    <w:altName w:val="Cambria"/>
-    <w:charset w:val="4D"/>
-    <w:family w:val="swiss"/>
-    <w:pitch w:val="variable"/>
-    <w:sig w:usb0="A000026F" w:usb1="5000207B" w:usb2="00000000" w:usb3="00000000" w:csb0="00000197" w:csb1="00000000"/>
-  </w:font>
-  <w:font w:name="Space Grotesk">
-    <w:altName w:val="Cambria"/>
-    <w:panose1 w:val="00000000000000000000"/>
-    <w:charset w:val="00"/>
-    <w:family w:val="roman"/>
-    <w:notTrueType/>
-    <w:pitch w:val="default"/>
-  </w:font>
-  <w:font w:name="DengXian Light">
-    <w:charset w:val="86"/>
-    <w:family w:val="auto"/>
-    <w:pitch w:val="variable"/>
-    <w:sig w:usb0="A00002BF" w:usb1="38CF7CFA" w:usb2="00000016" w:usb3="00000000" w:csb0="0004000F" w:csb1="00000000"/>
-  </w:font>
-  <w:font w:name="Aptos Display">
-    <w:charset w:val="00"/>
-    <w:family w:val="swiss"/>
-    <w:pitch w:val="variable"/>
-    <w:sig w:usb0="20000287" w:usb1="00000003" w:usb2="00000000" w:usb3="00000000" w:csb0="0000019F" w:csb1="00000000"/>
-  </w:font>
-  <w:font w:name="DengXian">
-    <w:panose1 w:val="02010600030101010101"/>
-    <w:charset w:val="86"/>
-    <w:family w:val="auto"/>
-    <w:pitch w:val="variable"/>
-    <w:sig w:usb0="A00002BF" w:usb1="38CF7CFA" w:usb2="00000016" w:usb3="00000000" w:csb0="0004000F" w:csb1="00000000"/>
-  </w:font>
-  <w:font w:name="Aptos">
-    <w:charset w:val="00"/>
-    <w:family w:val="swiss"/>
-    <w:pitch w:val="variable"/>
-    <w:sig w:usb0="20000287" w:usb1="00000003" w:usb2="00000000" w:usb3="00000000" w:csb0="0000019F" w:csb1="00000000"/>
-  </w:font>
-  <w:font w:name="Arial">
-    <w:panose1 w:val="020B0604020202020204"/>
-    <w:charset w:val="00"/>
-    <w:family w:val="swiss"/>
-    <w:pitch w:val="variable"/>
-    <w:sig w:usb0="E0002EFF" w:usb1="C000785B" w:usb2="00000009" w:usb3="00000000" w:csb0="000001FF" w:csb1="00000000"/>
-  </w:font>
-</w:fonts>
-</file>
-
-<file path=word\footer1.xml><?xml version="1.0" encoding="UTF-8" standalone="yes"?>
+<file path=word/footer1.xml><?xml version="1.0" encoding="UTF-8" standalone="yes"?>
 <w:ftr xmlns:wpc="http://schemas.microsoft.com/office/word/2010/wordprocessingCanvas" xmlns:cx="http://schemas.microsoft.com/office/drawing/2014/chartex" xmlns:cx1="http://schemas.microsoft.com/office/drawing/2015/9/8/chartex" xmlns:cx2="http://schemas.microsoft.com/office/drawing/2015/10/21/chartex" xmlns:cx3="http://schemas.microsoft.com/office/drawing/2016/5/9/chartex" xmlns:cx4="http://schemas.microsoft.com/office/drawing/2016/5/10/chartex" xmlns:cx5="http://schemas.microsoft.com/office/drawing/2016/5/11/chartex" xmlns:cx6="http://schemas.microsoft.com/office/drawing/2016/5/12/chartex" xmlns:cx7="http://schemas.microsoft.com/office/drawing/2016/5/13/chartex" xmlns:cx8="http://schemas.microsoft.com/office/drawing/2016/5/14/chartex" xmlns:mc="http://schemas.openxmlformats.org/markup-compatibility/2006" xmlns:aink="http://schemas.microsoft.com/office/drawing/2016/ink" xmlns:am3d="http://schemas.microsoft.com/office/drawing/2017/model3d" xmlns:o="urn:schemas-microsoft-com:office:office" xmlns:oel="http://schemas.microsoft.com/office/2019/extlst" xmlns:r="http://schemas.openxmlformats.org/officeDocument/2006/relationships" xmlns:m="http://schemas.openxmlformats.org/officeDocument/2006/math" xmlns:v="urn:schemas-microsoft-com:vml" xmlns:wp14="http://schemas.microsoft.com/office/word/2010/wordprocessingDrawing" xmlns:wp="http://schemas.openxmlformats.org/drawingml/2006/wordprocessingDrawing" xmlns:w10="urn:schemas-microsoft-com:office:word" xmlns:w="http://schemas.openxmlformats.org/wordprocessingml/2006/main" xmlns:w14="http://schemas.microsoft.com/office/word/2010/wordml" xmlns:w15="http://schemas.microsoft.com/office/word/2012/wordml" xmlns:w16cex="http://schemas.microsoft.com/office/word/2018/wordml/cex" xmlns:w16cid="http://schemas.microsoft.com/office/word/2016/wordml/cid" xmlns:w16="http://schemas.microsoft.com/office/word/2018/wordml" xmlns:w16du="http://schemas.microsoft.com/office/word/2023/wordml/word16du" xmlns:w16sdtdh="http://schemas.microsoft.com/office/word/2020/wordml/sdtdatahash" xmlns:w16sdtfl="http://schemas.microsoft.com/office/word/2024/wordml/sdtformatlock" xmlns:w16se="http://schemas.microsoft.com/office/word/2015/wordml/symex" xmlns:wpg="http://schemas.microsoft.com/office/word/2010/wordprocessingGroup" xmlns:wpi="http://schemas.microsoft.com/office/word/2010/wordprocessingInk" xmlns:wne="http://schemas.microsoft.com/office/word/2006/wordml" xmlns:wps="http://schemas.microsoft.com/office/word/2010/wordprocessingShape" mc:Ignorable="w14 w15 w16se w16cid w16 w16cex w16sdtdh w16sdtfl w16du wp14"><w:p w14:paraId="BLOXFOOT01"><w:pPr><w:tabs><w:tab w:val="right" w:pos="9906"/></w:tabs></w:pPr><w:r><w:rPr><w:color w:val="708090"/><w:sz w:val="13"/><w:szCs w:val="13"/></w:rPr><w:t xml:space="preserve">BLX-TPL-MUSH-V2 · BloX LLC · blox-it.com · Own it, don't owe it.</w:t></w:r><w:tab/></w:r><w:r><w:rPr><w:color w:val="708090"/><w:sz w:val="13"/><w:szCs w:val="13"/></w:rPr><w:t xml:space="preserve">Page </w:t></w:r><w:r><w:rPr><w:color w:val="708090"/><w:sz w:val="13"/><w:szCs w:val="13"/></w:rPr><w:fldChar w:fldCharType="begin"/></w:r><w:r><w:rPr><w:color w:val="708090"/><w:sz w:val="13"/><w:szCs w:val="13"/></w:rPr><w:instrText>PAGE</w:instrText></w:r><w:r><w:rPr><w:color w:val="708090"/><w:sz w:val="13"/><w:szCs w:val="13"/></w:rPr><w:fldChar w:fldCharType="separate"/></w:r><w:r><w:rPr><w:noProof/><w:color w:val="708090"/><w:sz w:val="13"/><w:szCs w:val="13"/></w:rPr><w:t>1</w:t></w:r><w:r><w:rPr><w:color w:val="708090"/><w:sz w:val="13"/><w:szCs w:val="13"/></w:rPr><w:fldChar w:fldCharType="end"/></w:r><w:r><w:rPr><w:color w:val="708090"/><w:sz w:val="13"/><w:szCs w:val="13"/></w:rPr><w:t xml:space="preserve"> of </w:t></w:r><w:r><w:rPr><w:color w:val="708090"/><w:sz w:val="13"/><w:szCs w:val="13"/></w:rPr><w:fldChar w:fldCharType="begin"/></w:r><w:r><w:rPr><w:color w:val="708090"/><w:sz w:val="13"/><w:szCs w:val="13"/></w:rPr><w:instrText>NUMPAGES</w:instrText></w:r><w:r><w:rPr><w:color w:val="708090"/><w:sz w:val="13"/><w:szCs w:val="13"/></w:rPr><w:fldChar w:fldCharType="separate"/></w:r><w:r><w:rPr><w:noProof/><w:color w:val="708090"/><w:sz w:val="13"/><w:szCs w:val="13"/></w:rPr><w:t>2</w:t></w:r><w:r><w:rPr><w:color w:val="708090"/><w:sz w:val="13"/><w:szCs w:val="13"/></w:rPr><w:fldChar w:fldCharType="end"/></w:r></w:p></w:ftr>
 </file>
 
-<file path=word\footer2.xml><?xml version="1.0" encoding="UTF-8" standalone="yes"?>
+<file path=word/footer2.xml><?xml version="1.0" encoding="UTF-8" standalone="yes"?>
 <w:ftr xmlns:wpc="http://schemas.microsoft.com/office/word/2010/wordprocessingCanvas" xmlns:cx="http://schemas.microsoft.com/office/drawing/2014/chartex" xmlns:cx1="http://schemas.microsoft.com/office/drawing/2015/9/8/chartex" xmlns:cx2="http://schemas.microsoft.com/office/drawing/2015/10/21/chartex" xmlns:cx3="http://schemas.microsoft.com/office/drawing/2016/5/9/chartex" xmlns:cx4="http://schemas.microsoft.com/office/drawing/2016/5/10/chartex" xmlns:cx5="http://schemas.microsoft.com/office/drawing/2016/5/11/chartex" xmlns:cx6="http://schemas.microsoft.com/office/drawing/2016/5/12/chartex" xmlns:cx7="http://schemas.microsoft.com/office/drawing/2016/5/13/chartex" xmlns:cx8="http://schemas.microsoft.com/office/drawing/2016/5/14/chartex" xmlns:mc="http://schemas.openxmlformats.org/markup-compatibility/2006" xmlns:aink="http://schemas.microsoft.com/office/drawing/2016/ink" xmlns:am3d="http://schemas.microsoft.com/office/drawing/2017/model3d" xmlns:o="urn:schemas-microsoft-com:office:office" xmlns:oel="http://schemas.microsoft.com/office/2019/extlst" xmlns:r="http://schemas.openxmlformats.org/officeDocument/2006/relationships" xmlns:m="http://schemas.openxmlformats.org/officeDocument/2006/math" xmlns:v="urn:schemas-microsoft-com:vml" xmlns:wp14="http://schemas.microsoft.com/office/word/2010/wordprocessingDrawing" xmlns:wp="http://schemas.openxmlformats.org/drawingml/2006/wordprocessingDrawing" xmlns:w10="urn:schemas-microsoft-com:office:word" xmlns:w="http://schemas.openxmlformats.org/wordprocessingml/2006/main" xmlns:w14="http://schemas.microsoft.com/office/word/2010/wordml" xmlns:w15="http://schemas.microsoft.com/office/word/2012/wordml" xmlns:w16cex="http://schemas.microsoft.com/office/word/2018/wordml/cex" xmlns:w16cid="http://schemas.microsoft.com/office/word/2016/wordml/cid" xmlns:w16="http://schemas.microsoft.com/office/word/2018/wordml" xmlns:w16du="http://schemas.microsoft.com/office/word/2023/wordml/word16du" xmlns:w16sdtdh="http://schemas.microsoft.com/office/word/2020/wordml/sdtdatahash" xmlns:w16sdtfl="http://schemas.microsoft.com/office/word/2024/wordml/sdtformatlock" xmlns:w16se="http://schemas.microsoft.com/office/word/2015/wordml/symex" xmlns:wpg="http://schemas.microsoft.com/office/word/2010/wordprocessingGroup" xmlns:wpi="http://schemas.microsoft.com/office/word/2010/wordprocessingInk" xmlns:wne="http://schemas.microsoft.com/office/word/2006/wordml" xmlns:wps="http://schemas.microsoft.com/office/word/2010/wordprocessingShape" mc:Ignorable="w14 w15 w16se w16cid w16 w16cex w16sdtdh w16sdtfl w16du wp14"><w:p w14:paraId="BLOXFOOT01"><w:pPr><w:tabs><w:tab w:val="right" w:pos="9906"/></w:tabs></w:pPr><w:r><w:rPr><w:color w:val="708090"/><w:sz w:val="13"/><w:szCs w:val="13"/></w:rPr><w:t xml:space="preserve">BLX-TPL-MUSH-V2 · BloX LLC · blox-it.com · Own it, don't owe it.</w:t></w:r></w:ftr>
 </file>
 
-<file path=word\footnotes.xml><?xml version="1.0" encoding="utf-8"?>
+<file path=word/footnotes.xml><?xml version="1.0" encoding="utf-8"?>
 <w:footnotes xmlns:wpc="http://schemas.microsoft.com/office/word/2010/wordprocessingCanvas" xmlns:cx="http://schemas.microsoft.com/office/drawing/2014/chartex" xmlns:cx1="http://schemas.microsoft.com/office/drawing/2015/9/8/chartex" xmlns:cx2="http://schemas.microsoft.com/office/drawing/2015/10/21/chartex" xmlns:cx3="http://schemas.microsoft.com/office/drawing/2016/5/9/chartex" xmlns:cx4="http://schemas.microsoft.com/office/drawing/2016/5/10/chartex" xmlns:cx5="http://schemas.microsoft.com/office/drawing/2016/5/11/chartex" xmlns:cx6="http://schemas.microsoft.com/office/drawing/2016/5/12/chartex" xmlns:cx7="http://schemas.microsoft.com/office/drawing/2016/5/13/chartex" xmlns:cx8="http://schemas.microsoft.com/office/drawing/2016/5/14/chartex" xmlns:mc="http://schemas.openxmlformats.org/markup-compatibility/2006" xmlns:aink="http://schemas.microsoft.com/office/drawing/2016/ink" xmlns:am3d="http://schemas.microsoft.com/office/drawing/2017/model3d" xmlns:o="urn:schemas-microsoft-com:office:office" xmlns:oel="http://schemas.microsoft.com/office/2019/extlst" xmlns:r="http://schemas.openxmlformats.org/officeDocument/2006/relationships" xmlns:m="http://schemas.openxmlformats.org/officeDocument/2006/math" xmlns:v="urn:schemas-microsoft-com:vml" xmlns:wp14="http://schemas.microsoft.com/office/word/2010/wordprocessingDrawing" xmlns:wp="http://schemas.openxmlformats.org/drawingml/2006/wordprocessingDrawing" xmlns:w10="urn:schemas-microsoft-com:office:word" xmlns:w="http://schemas.openxmlformats.org/wordprocessingml/2006/main" xmlns:w14="http://schemas.microsoft.com/office/word/2010/wordml" xmlns:w15="http://schemas.microsoft.com/office/word/2012/wordml" xmlns:w16cex="http://schemas.microsoft.com/office/word/2018/wordml/cex" xmlns:w16cid="http://schemas.microsoft.com/office/word/2016/wordml/cid" xmlns:w16="http://schemas.microsoft.com/office/word/2018/wordml" xmlns:w16du="http://schemas.microsoft.com/office/word/2023/wordml/word16du" xmlns:w16sdtdh="http://schemas.microsoft.com/office/word/2020/wordml/sdtdatahash" xmlns:w16sdtfl="http://schemas.microsoft.com/office/word/2024/wordml/sdtformatlock" xmlns:w16se="http://schemas.microsoft.com/office/word/2015/wordml/symex" xmlns:wpg="http://schemas.microsoft.com/office/word/2010/wordprocessingGroup" xmlns:wpi="http://schemas.microsoft.com/office/word/2010/wordprocessingInk" xmlns:wne="http://schemas.microsoft.com/office/word/2006/wordml" xmlns:wps="http://schemas.microsoft.com/office/word/2010/wordprocessingShape" mc:Ignorable="w14 w15 w16se w16cid w16 w16cex w16sdtdh w16sdtfl w16du wp14">
   <w:footnote w:type="separator" w:id="-1">
     <w:p>
@@ -9495,7 +9399,7 @@
 </w:footnotes>
 </file>
 
-<file path=word\header1.xml><?xml version="1.0" encoding="utf-8"?>
+<file path=word/header1.xml><?xml version="1.0" encoding="utf-8"?>
 <w:hdr xmlns:wpc="http://schemas.microsoft.com/office/word/2010/wordprocessingCanvas" xmlns:cx="http://schemas.microsoft.com/office/drawing/2014/chartex" xmlns:cx1="http://schemas.microsoft.com/office/drawing/2015/9/8/chartex" xmlns:cx2="http://schemas.microsoft.com/office/drawing/2015/10/21/chartex" xmlns:cx3="http://schemas.microsoft.com/office/drawing/2016/5/9/chartex" xmlns:cx4="http://schemas.microsoft.com/office/drawing/2016/5/10/chartex" xmlns:cx5="http://schemas.microsoft.com/office/drawing/2016/5/11/chartex" xmlns:cx6="http://schemas.microsoft.com/office/drawing/2016/5/12/chartex" xmlns:cx7="http://schemas.microsoft.com/office/drawing/2016/5/13/chartex" xmlns:cx8="http://schemas.microsoft.com/office/drawing/2016/5/14/chartex" xmlns:mc="http://schemas.openxmlformats.org/markup-compatibility/2006" xmlns:aink="http://schemas.microsoft.com/office/drawing/2016/ink" xmlns:am3d="http://schemas.microsoft.com/office/drawing/2017/model3d" xmlns:o="urn:schemas-microsoft-com:office:office" xmlns:oel="http://schemas.microsoft.com/office/2019/extlst" xmlns:r="http://schemas.openxmlformats.org/officeDocument/2006/relationships" xmlns:m="http://schemas.openxmlformats.org/officeDocument/2006/math" xmlns:v="urn:schemas-microsoft-com:vml" xmlns:wp14="http://schemas.microsoft.com/office/word/2010/wordprocessingDrawing" xmlns:wp="http://schemas.openxmlformats.org/drawingml/2006/wordprocessingDrawing" xmlns:w10="urn:schemas-microsoft-com:office:word" xmlns:w="http://schemas.openxmlformats.org/wordprocessingml/2006/main" xmlns:w14="http://schemas.microsoft.com/office/word/2010/wordml" xmlns:w15="http://schemas.microsoft.com/office/word/2012/wordml" xmlns:w16cex="http://schemas.microsoft.com/office/word/2018/wordml/cex" xmlns:w16cid="http://schemas.microsoft.com/office/word/2016/wordml/cid" xmlns:w16="http://schemas.microsoft.com/office/word/2018/wordml" xmlns:w16du="http://schemas.microsoft.com/office/word/2023/wordml/word16du" xmlns:w16sdtdh="http://schemas.microsoft.com/office/word/2020/wordml/sdtdatahash" xmlns:w16sdtfl="http://schemas.microsoft.com/office/word/2024/wordml/sdtformatlock" xmlns:w16se="http://schemas.microsoft.com/office/word/2015/wordml/symex" xmlns:wpg="http://schemas.microsoft.com/office/word/2010/wordprocessingGroup" xmlns:wpi="http://schemas.microsoft.com/office/word/2010/wordprocessingInk" xmlns:wne="http://schemas.microsoft.com/office/word/2006/wordml" xmlns:wps="http://schemas.microsoft.com/office/word/2010/wordprocessingShape" mc:Ignorable="w14 w15 w16se w16cid w16 w16cex w16sdtdh w16sdtfl w16du wp14">
   <w:tbl>
     <w:tblPr>
@@ -9650,11 +9554,11 @@
 </w:hdr>
 </file>
 
-<file path=word\header2.xml><w:p w14:paraId="BLOXLOGO01"><w:r><w:drawing><wp:inline distT="0" distB="0" distL="0" distR="0" xmlns:wp="http://schemas.openxmlformats.org/drawingml/2006/wordprocessingDrawing"><wp:extent cx="1320800" cy="392430"/><wp:effectExtent l="0" t="0" r="0" b="0"/><wp:docPr id="100001" name="BloX Logo"/><wp:cNvGraphicFramePr><a:graphicFrameLocks xmlns:a="http://schemas.openxmlformats.org/drawingml/2006/main" noChangeAspect="1"/></wp:cNvGraphicFramePr><a:graphic xmlns:a="http://schemas.openxmlformats.org/drawingml/2006/main"><a:graphicData uri="http://schemas.openxmlformats.org/drawingml/2006/picture"><pic:pic xmlns:pic="http://schemas.openxmlformats.org/drawingml/2006/picture"><pic:nvPicPr><pic:cNvPr id="100001" name="BloX Logo"/><pic:cNvPicPr/></pic:nvPicPr><pic:blipFill><a:blip xmlns:r="http://schemas.openxmlformats.org/officeDocument/2006/relationships" r:embed="rIdLogo"/><a:stretch><a:fillRect/></a:stretch></pic:blipFill><pic:spPr><a:xfrm><a:off x="0" y="0"/><a:ext cx="1320800" cy="392430"/></a:xfrm><a:prstGeom prst="rect"><a:avLst/></a:prstGeom></pic:spPr></pic:pic></a:graphicData></a:graphic></wp:inline></w:drawing></w:r></w:p><?xml version="1.0" encoding="UTF-8" standalone="yes"?>
+<file path=word/header2.xml><w:p w14:paraId="BLOXLOGO01"><w:r><w:drawing><wp:inline distT="0" distB="0" distL="0" distR="0" xmlns:wp="http://schemas.openxmlformats.org/drawingml/2006/wordprocessingDrawing"><wp:extent cx="1320800" cy="392430"/><wp:effectExtent l="0" t="0" r="0" b="0"/><wp:docPr id="100001" name="BloX Logo"/><wp:cNvGraphicFramePr><a:graphicFrameLocks xmlns:a="http://schemas.openxmlformats.org/drawingml/2006/main" noChangeAspect="1"/></wp:cNvGraphicFramePr><a:graphic xmlns:a="http://schemas.openxmlformats.org/drawingml/2006/main"><a:graphicData uri="http://schemas.openxmlformats.org/drawingml/2006/picture"><pic:pic xmlns:pic="http://schemas.openxmlformats.org/drawingml/2006/picture"><pic:nvPicPr><pic:cNvPr id="100001" name="BloX Logo"/><pic:cNvPicPr/></pic:nvPicPr><pic:blipFill><a:blip xmlns:r="http://schemas.openxmlformats.org/officeDocument/2006/relationships" r:embed="rIdLogo"/><a:stretch><a:fillRect/></a:stretch></pic:blipFill><pic:spPr><a:xfrm><a:off x="0" y="0"/><a:ext cx="1320800" cy="392430"/></a:xfrm><a:prstGeom prst="rect"><a:avLst/></a:prstGeom></pic:spPr></pic:pic></a:graphicData></a:graphic></wp:inline></w:drawing></w:r></w:p><?xml version="1.0" encoding="UTF-8" standalone="yes"?>
 <w:hdr xmlns:wpc="http://schemas.microsoft.com/office/word/2010/wordprocessingCanvas" xmlns:cx="http://schemas.microsoft.com/office/drawing/2014/chartex" xmlns:cx1="http://schemas.microsoft.com/office/drawing/2015/9/8/chartex" xmlns:cx2="http://schemas.microsoft.com/office/drawing/2015/10/21/chartex" xmlns:cx3="http://schemas.microsoft.com/office/drawing/2016/5/9/chartex" xmlns:cx4="http://schemas.microsoft.com/office/drawing/2016/5/10/chartex" xmlns:cx5="http://schemas.microsoft.com/office/drawing/2016/5/11/chartex" xmlns:cx6="http://schemas.microsoft.com/office/drawing/2016/5/12/chartex" xmlns:cx7="http://schemas.microsoft.com/office/drawing/2016/5/13/chartex" xmlns:cx8="http://schemas.microsoft.com/office/drawing/2016/5/14/chartex" xmlns:mc="http://schemas.openxmlformats.org/markup-compatibility/2006" xmlns:aink="http://schemas.microsoft.com/office/drawing/2016/ink" xmlns:am3d="http://schemas.microsoft.com/office/drawing/2017/model3d" xmlns:o="urn:schemas-microsoft-com:office:office" xmlns:oel="http://schemas.microsoft.com/office/2019/extlst" xmlns:r="http://schemas.openxmlformats.org/officeDocument/2006/relationships" xmlns:m="http://schemas.openxmlformats.org/officeDocument/2006/math" xmlns:v="urn:schemas-microsoft-com:vml" xmlns:wp14="http://schemas.microsoft.com/office/word/2010/wordprocessingDrawing" xmlns:wp="http://schemas.openxmlformats.org/drawingml/2006/wordprocessingDrawing" xmlns:w10="urn:schemas-microsoft-com:office:word" xmlns:w="http://schemas.openxmlformats.org/wordprocessingml/2006/main" xmlns:w14="http://schemas.microsoft.com/office/word/2010/wordml" xmlns:w15="http://schemas.microsoft.com/office/word/2012/wordml" xmlns:w16cex="http://schemas.microsoft.com/office/word/2018/wordml/cex" xmlns:w16cid="http://schemas.microsoft.com/office/word/2016/wordml/cid" xmlns:w16="http://schemas.microsoft.com/office/word/2018/wordml" xmlns:w16du="http://schemas.microsoft.com/office/word/2023/wordml/word16du" xmlns:w16sdtdh="http://schemas.microsoft.com/office/word/2020/wordml/sdtdatahash" xmlns:w16sdtfl="http://schemas.microsoft.com/office/word/2024/wordml/sdtformatlock" xmlns:w16se="http://schemas.microsoft.com/office/word/2015/wordml/symex" xmlns:wpg="http://schemas.microsoft.com/office/word/2010/wordprocessingGroup" xmlns:wpi="http://schemas.microsoft.com/office/word/2010/wordprocessingInk" xmlns:wne="http://schemas.microsoft.com/office/word/2006/wordml" xmlns:wps="http://schemas.microsoft.com/office/word/2010/wordprocessingShape" mc:Ignorable="w14 w15 w16se w16cid w16 w16cex w16sdtdh w16sdtfl w16du wp14"><w:p><w:pPr><w:jc w:val="right"/></w:pPr><w:r><w:rPr><w:i/><w:iCs/><w:color w:val="708090"/><w:sz w:val="16"/><w:szCs w:val="16"/></w:rPr><w:t>Blox — Diminishing Musharakah Agreement</w:t></w:r></w:p></w:hdr>
 </file>
 
-<file path=word\numbering.xml><?xml version="1.0" encoding="utf-8"?>
+<file path=word/numbering.xml><?xml version="1.0" encoding="utf-8"?>
 <w:numbering xmlns:wpc="http://schemas.microsoft.com/office/word/2010/wordprocessingCanvas" xmlns:cx="http://schemas.microsoft.com/office/drawing/2014/chartex" xmlns:cx1="http://schemas.microsoft.com/office/drawing/2015/9/8/chartex" xmlns:cx2="http://schemas.microsoft.com/office/drawing/2015/10/21/chartex" xmlns:cx3="http://schemas.microsoft.com/office/drawing/2016/5/9/chartex" xmlns:cx4="http://schemas.microsoft.com/office/drawing/2016/5/10/chartex" xmlns:cx5="http://schemas.microsoft.com/office/drawing/2016/5/11/chartex" xmlns:cx6="http://schemas.microsoft.com/office/drawing/2016/5/12/chartex" xmlns:cx7="http://schemas.microsoft.com/office/drawing/2016/5/13/chartex" xmlns:cx8="http://schemas.microsoft.com/office/drawing/2016/5/14/chartex" xmlns:mc="http://schemas.openxmlformats.org/markup-compatibility/2006" xmlns:aink="http://schemas.microsoft.com/office/drawing/2016/ink" xmlns:am3d="http://schemas.microsoft.com/office/drawing/2017/model3d" xmlns:o="urn:schemas-microsoft-com:office:office" xmlns:oel="http://schemas.microsoft.com/office/2019/extlst" xmlns:r="http://schemas.openxmlformats.org/officeDocument/2006/relationships" xmlns:m="http://schemas.openxmlformats.org/officeDocument/2006/math" xmlns:v="urn:schemas-microsoft-com:vml" xmlns:wp14="http://schemas.microsoft.com/office/word/2010/wordprocessingDrawing" xmlns:wp="http://schemas.openxmlformats.org/drawingml/2006/wordprocessingDrawing" xmlns:w10="urn:schemas-microsoft-com:office:word" xmlns:w="http://schemas.openxmlformats.org/wordprocessingml/2006/main" xmlns:w14="http://schemas.microsoft.com/office/word/2010/wordml" xmlns:w15="http://schemas.microsoft.com/office/word/2012/wordml" xmlns:w16cex="http://schemas.microsoft.com/office/word/2018/wordml/cex" xmlns:w16cid="http://schemas.microsoft.com/office/word/2016/wordml/cid" xmlns:w16="http://schemas.microsoft.com/office/word/2018/wordml" xmlns:w16du="http://schemas.microsoft.com/office/word/2023/wordml/word16du" xmlns:w16sdtdh="http://schemas.microsoft.com/office/word/2020/wordml/sdtdatahash" xmlns:w16sdtfl="http://schemas.microsoft.com/office/word/2024/wordml/sdtformatlock" xmlns:w16se="http://schemas.microsoft.com/office/word/2015/wordml/symex" xmlns:wpg="http://schemas.microsoft.com/office/word/2010/wordprocessingGroup" xmlns:wpi="http://schemas.microsoft.com/office/word/2010/wordprocessingInk" xmlns:wne="http://schemas.microsoft.com/office/word/2006/wordml" xmlns:wps="http://schemas.microsoft.com/office/word/2010/wordprocessingShape" mc:Ignorable="w14 w15 w16se w16cid w16 w16cex w16sdtdh w16sdtfl w16du wp14">
   <w:abstractNum w:abstractNumId="0" w15:restartNumberingAfterBreak="0">
     <w:nsid w:val="37E1664A"/>
@@ -9751,7 +9655,7 @@
 </w:numbering>
 </file>
 
-<file path=word\people.xml><?xml version="1.0" encoding="utf-8"?>
+<file path=word/people.xml><?xml version="1.0" encoding="utf-8"?>
 <w15:people xmlns:wpc="http://schemas.microsoft.com/office/word/2010/wordprocessingCanvas" xmlns:cx="http://schemas.microsoft.com/office/drawing/2014/chartex" xmlns:cx1="http://schemas.microsoft.com/office/drawing/2015/9/8/chartex" xmlns:cx2="http://schemas.microsoft.com/office/drawing/2015/10/21/chartex" xmlns:cx3="http://schemas.microsoft.com/office/drawing/2016/5/9/chartex" xmlns:cx4="http://schemas.microsoft.com/office/drawing/2016/5/10/chartex" xmlns:cx5="http://schemas.microsoft.com/office/drawing/2016/5/11/chartex" xmlns:cx6="http://schemas.microsoft.com/office/drawing/2016/5/12/chartex" xmlns:cx7="http://schemas.microsoft.com/office/drawing/2016/5/13/chartex" xmlns:cx8="http://schemas.microsoft.com/office/drawing/2016/5/14/chartex" xmlns:mc="http://schemas.openxmlformats.org/markup-compatibility/2006" xmlns:aink="http://schemas.microsoft.com/office/drawing/2016/ink" xmlns:am3d="http://schemas.microsoft.com/office/drawing/2017/model3d" xmlns:o="urn:schemas-microsoft-com:office:office" xmlns:oel="http://schemas.microsoft.com/office/2019/extlst" xmlns:r="http://schemas.openxmlformats.org/officeDocument/2006/relationships" xmlns:m="http://schemas.openxmlformats.org/officeDocument/2006/math" xmlns:v="urn:schemas-microsoft-com:vml" xmlns:wp14="http://schemas.microsoft.com/office/word/2010/wordprocessingDrawing" xmlns:wp="http://schemas.openxmlformats.org/drawingml/2006/wordprocessingDrawing" xmlns:w10="urn:schemas-microsoft-com:office:word" xmlns:w="http://schemas.openxmlformats.org/wordprocessingml/2006/main" xmlns:w14="http://schemas.microsoft.com/office/word/2010/wordml" xmlns:w15="http://schemas.microsoft.com/office/word/2012/wordml" xmlns:w16cex="http://schemas.microsoft.com/office/word/2018/wordml/cex" xmlns:w16cid="http://schemas.microsoft.com/office/word/2016/wordml/cid" xmlns:w16="http://schemas.microsoft.com/office/word/2018/wordml" xmlns:w16du="http://schemas.microsoft.com/office/word/2023/wordml/word16du" xmlns:w16sdtdh="http://schemas.microsoft.com/office/word/2020/wordml/sdtdatahash" xmlns:w16sdtfl="http://schemas.microsoft.com/office/word/2024/wordml/sdtformatlock" xmlns:w16se="http://schemas.microsoft.com/office/word/2015/wordml/symex" xmlns:wpg="http://schemas.microsoft.com/office/word/2010/wordprocessingGroup" xmlns:wpi="http://schemas.microsoft.com/office/word/2010/wordprocessingInk" xmlns:wne="http://schemas.microsoft.com/office/word/2006/wordml" xmlns:wps="http://schemas.microsoft.com/office/word/2010/wordprocessingShape" mc:Ignorable="w14 w15 w16se w16cid w16 w16cex w16sdtdh w16sdtfl w16du wp14">
   <w15:person w15:author="Faraz Adam">
     <w15:presenceInfo w15:providerId="Windows Live" w15:userId="3ef9b62b2c86c83b"/>
@@ -9759,70 +9663,7 @@
 </w15:people>
 </file>
 
-<file path=word\settings.xml><?xml version="1.0" encoding="utf-8"?>
-<w:settings xmlns:mc="http://schemas.openxmlformats.org/markup-compatibility/2006" xmlns:o="urn:schemas-microsoft-com:office:office" xmlns:r="http://schemas.openxmlformats.org/officeDocument/2006/relationships" xmlns:m="http://schemas.openxmlformats.org/officeDocument/2006/math" xmlns:v="urn:schemas-microsoft-com:vml" xmlns:w10="urn:schemas-microsoft-com:office:word" xmlns:w="http://schemas.openxmlformats.org/wordprocessingml/2006/main" xmlns:w14="http://schemas.microsoft.com/office/word/2010/wordml" xmlns:w15="http://schemas.microsoft.com/office/word/2012/wordml" xmlns:w16cex="http://schemas.microsoft.com/office/word/2018/wordml/cex" xmlns:w16cid="http://schemas.microsoft.com/office/word/2016/wordml/cid" xmlns:w16="http://schemas.microsoft.com/office/word/2018/wordml" xmlns:w16du="http://schemas.microsoft.com/office/word/2023/wordml/word16du" xmlns:w16sdtdh="http://schemas.microsoft.com/office/word/2020/wordml/sdtdatahash" xmlns:w16sdtfl="http://schemas.microsoft.com/office/word/2024/wordml/sdtformatlock" xmlns:w16se="http://schemas.microsoft.com/office/word/2015/wordml/symex" xmlns:sl="http://schemas.openxmlformats.org/schemaLibrary/2006/main" mc:Ignorable="w14 w15 w16se w16cid w16 w16cex w16sdtdh w16sdtfl w16du">
-  <w:zoom w:percent="100"/>
-  <w:displayBackgroundShape/>
-  <w:defaultTabStop w:val="720"/>
-  <w:characterSpacingControl w:val="doNotCompress"/>
-  <w:footnotePr>
-    <w:footnote w:id="-1"/>
-    <w:footnote w:id="0"/>
-  </w:footnotePr>
-  <w:endnotePr>
-    <w:endnote w:id="-1"/>
-    <w:endnote w:id="0"/>
-  </w:endnotePr>
-  <w:compat>
-    <w:compatSetting w:name="compatibilityMode" w:uri="http://schemas.microsoft.com/office/word" w:val="15"/>
-    <w:compatSetting w:name="overrideTableStyleFontSizeAndJustification" w:uri="http://schemas.microsoft.com/office/word" w:val="1"/>
-    <w:compatSetting w:name="enableOpenTypeFeatures" w:uri="http://schemas.microsoft.com/office/word" w:val="1"/>
-    <w:compatSetting w:name="doNotFlipMirrorIndents" w:uri="http://schemas.microsoft.com/office/word" w:val="1"/>
-    <w:compatSetting w:name="differentiateMultirowTableHeaders" w:uri="http://schemas.microsoft.com/office/word" w:val="1"/>
-    <w:compatSetting w:name="useWord2013TrackBottomHyphenation" w:uri="http://schemas.microsoft.com/office/word" w:val="1"/>
-  </w:compat>
-  <w:rsids>
-    <w:rsidRoot w:val="00EE692C"/>
-    <w:rsid w:val="00032BE2"/>
-    <w:rsid w:val="00607A0D"/>
-    <w:rsid w:val="00677C7F"/>
-    <w:rsid w:val="006B25F2"/>
-    <w:rsid w:val="00892877"/>
-    <w:rsid w:val="00C05742"/>
-    <w:rsid w:val="00D15263"/>
-    <w:rsid w:val="00EE692C"/>
-    <w:rsid w:val="00F14282"/>
-    <w:rsid w:val="00FA49AF"/>
-  </w:rsids>
-  <m:mathPr>
-    <m:mathFont m:val="Cambria Math"/>
-    <m:brkBin m:val="before"/>
-    <m:brkBinSub m:val="--"/>
-    <m:smallFrac m:val="0"/>
-    <m:dispDef/>
-    <m:lMargin m:val="0"/>
-    <m:rMargin m:val="0"/>
-    <m:defJc m:val="centerGroup"/>
-    <m:wrapIndent m:val="1440"/>
-    <m:intLim m:val="subSup"/>
-    <m:naryLim m:val="undOvr"/>
-  </m:mathPr>
-  <w:themeFontLang w:val="en-US" w:eastAsia="zh-CN" w:bidi="ar-SA"/>
-  <w:clrSchemeMapping w:bg1="light1" w:t1="dark1" w:bg2="light2" w:t2="dark2" w:accent1="accent1" w:accent2="accent2" w:accent3="accent3" w:accent4="accent4" w:accent5="accent5" w:accent6="accent6" w:hyperlink="hyperlink" w:followedHyperlink="followedHyperlink"/>
-  <w:shapeDefaults>
-    <o:shapedefaults v:ext="edit" spidmax="1026"/>
-    <o:shapelayout v:ext="edit">
-      <o:idmap v:ext="edit" data="1"/>
-    </o:shapelayout>
-  </w:shapeDefaults>
-  <w:decimalSymbol w:val="."/>
-  <w:listSeparator w:val=","/>
-  <w14:docId w14:val="13BE698A"/>
-  <w15:docId w15:val="{5AACABFD-11D0-44FC-9C84-82446946B8E5}"/>
-</w:settings>
-</file>
-
-<file path=word\styles.xml><?xml version="1.0" encoding="utf-8"?>
+<file path=word/styles.xml><?xml version="1.0" encoding="utf-8"?>
 <w:styles xmlns:mc="http://schemas.openxmlformats.org/markup-compatibility/2006" xmlns:r="http://schemas.openxmlformats.org/officeDocument/2006/relationships" xmlns:w="http://schemas.openxmlformats.org/wordprocessingml/2006/main" xmlns:w14="http://schemas.microsoft.com/office/word/2010/wordml" xmlns:w15="http://schemas.microsoft.com/office/word/2012/wordml" xmlns:w16cex="http://schemas.microsoft.com/office/word/2018/wordml/cex" xmlns:w16cid="http://schemas.microsoft.com/office/word/2016/wordml/cid" xmlns:w16="http://schemas.microsoft.com/office/word/2018/wordml" xmlns:w16du="http://schemas.microsoft.com/office/word/2023/wordml/word16du" xmlns:w16sdtdh="http://schemas.microsoft.com/office/word/2020/wordml/sdtdatahash" xmlns:w16sdtfl="http://schemas.microsoft.com/office/word/2024/wordml/sdtformatlock" xmlns:w16se="http://schemas.microsoft.com/office/word/2015/wordml/symex" mc:Ignorable="w14 w15 w16se w16cid w16 w16cex w16sdtdh w16sdtfl w16du">
   <w:docDefaults>
     <w:rPrDefault>
@@ -10513,7 +10354,7 @@
 </w:styles>
 </file>
 
-<file path=word\theme\theme1.xml><?xml version="1.0" encoding="utf-8"?>
+<file path=word/theme/theme1.xml><?xml version="1.0" encoding="utf-8"?>
 <a:theme xmlns:a="http://schemas.openxmlformats.org/drawingml/2006/main" name="Office Theme">
   <a:themeElements>
     <a:clrScheme name="Office">
@@ -10826,8 +10667,4 @@
     </a:ext>
   </a:extLst>
 </a:theme>
-</file>
-
-<file path=word\webSettings.xml><?xml version="1.0" encoding="utf-8"?>
-<w:webSettings xmlns:mc="http://schemas.openxmlformats.org/markup-compatibility/2006" xmlns:r="http://schemas.openxmlformats.org/officeDocument/2006/relationships" xmlns:w="http://schemas.openxmlformats.org/wordprocessingml/2006/main" xmlns:w14="http://schemas.microsoft.com/office/word/2010/wordml" xmlns:w15="http://schemas.microsoft.com/office/word/2012/wordml" xmlns:w16cex="http://schemas.microsoft.com/office/word/2018/wordml/cex" xmlns:w16cid="http://schemas.microsoft.com/office/word/2016/wordml/cid" xmlns:w16="http://schemas.microsoft.com/office/word/2018/wordml" xmlns:w16du="http://schemas.microsoft.com/office/word/2023/wordml/word16du" xmlns:w16sdtdh="http://schemas.microsoft.com/office/word/2020/wordml/sdtdatahash" xmlns:w16sdtfl="http://schemas.microsoft.com/office/word/2024/wordml/sdtformatlock" xmlns:w16se="http://schemas.microsoft.com/office/word/2015/wordml/symex" mc:Ignorable="w14 w15 w16se w16cid w16 w16cex w16sdtdh w16sdtfl w16du"/>
 </file>